--- a/apps/acidentes/template.docx
+++ b/apps/acidentes/template.docx
@@ -3978,6 +3978,7 @@
                 <w:sz w:val="20"/>
                 <w:szCs w:val="20"/>
               </w:rPr>
+              <w:lastRenderedPageBreak/>
               <w:t>*DADOS DA VÍTIMA:*</w:t>
             </w:r>
           </w:p>
@@ -4061,7 +4062,6 @@
                 <w:sz w:val="20"/>
                 <w:szCs w:val="20"/>
               </w:rPr>
-              <w:lastRenderedPageBreak/>
               <w:t>*DOCUMENT</w:t>
             </w:r>
             <w:r>
@@ -5413,96 +5413,7 @@
         <w:szCs w:val="28"/>
       </w:rPr>
     </w:pPr>
-    <w:r>
-      <w:rPr>
-        <w:rFonts w:ascii="Times New Roman" w:hAnsi="Times New Roman" w:cs="Times New Roman"/>
-        <w:noProof/>
-        <w:sz w:val="28"/>
-        <w:szCs w:val="28"/>
-      </w:rPr>
-      <w:drawing>
-        <wp:anchor distT="0" distB="0" distL="114300" distR="114300" simplePos="0" relativeHeight="251661312" behindDoc="0" locked="0" layoutInCell="1" allowOverlap="1" wp14:anchorId="00168605" wp14:editId="7B201B38">
-          <wp:simplePos x="0" y="0"/>
-          <wp:positionH relativeFrom="column">
-            <wp:posOffset>-114300</wp:posOffset>
-          </wp:positionH>
-          <wp:positionV relativeFrom="paragraph">
-            <wp:posOffset>-287655</wp:posOffset>
-          </wp:positionV>
-          <wp:extent cx="1028700" cy="981075"/>
-          <wp:effectExtent l="19050" t="0" r="0" b="0"/>
-          <wp:wrapThrough wrapText="bothSides">
-            <wp:wrapPolygon edited="0">
-              <wp:start x="-400" y="0"/>
-              <wp:lineTo x="-400" y="21390"/>
-              <wp:lineTo x="21600" y="21390"/>
-              <wp:lineTo x="21600" y="0"/>
-              <wp:lineTo x="-400" y="0"/>
-            </wp:wrapPolygon>
-          </wp:wrapThrough>
-          <wp:docPr id="1" name="Imagem 2"/>
-          <wp:cNvGraphicFramePr>
-            <a:graphicFrameLocks xmlns:a="http://schemas.openxmlformats.org/drawingml/2006/main" noChangeAspect="1"/>
-          </wp:cNvGraphicFramePr>
-          <a:graphic xmlns:a="http://schemas.openxmlformats.org/drawingml/2006/main">
-            <a:graphicData uri="http://schemas.openxmlformats.org/drawingml/2006/picture">
-              <pic:pic xmlns:pic="http://schemas.openxmlformats.org/drawingml/2006/picture">
-                <pic:nvPicPr>
-                  <pic:cNvPr id="0" name="Picture 1"/>
-                  <pic:cNvPicPr>
-                    <a:picLocks noChangeAspect="1" noChangeArrowheads="1"/>
-                  </pic:cNvPicPr>
-                </pic:nvPicPr>
-                <pic:blipFill>
-                  <a:blip r:embed="rId1"/>
-                  <a:srcRect/>
-                  <a:stretch>
-                    <a:fillRect/>
-                  </a:stretch>
-                </pic:blipFill>
-                <pic:spPr bwMode="auto">
-                  <a:xfrm>
-                    <a:off x="0" y="0"/>
-                    <a:ext cx="1028700" cy="981075"/>
-                  </a:xfrm>
-                  <a:prstGeom prst="rect">
-                    <a:avLst/>
-                  </a:prstGeom>
-                  <a:noFill/>
-                  <a:ln w="9525">
-                    <a:noFill/>
-                    <a:miter lim="800000"/>
-                    <a:headEnd/>
-                    <a:tailEnd/>
-                  </a:ln>
-                </pic:spPr>
-              </pic:pic>
-            </a:graphicData>
-          </a:graphic>
-        </wp:anchor>
-      </w:drawing>
-    </w:r>
-    <w:r>
-      <w:rPr>
-        <w:rFonts w:ascii="Times New Roman" w:hAnsi="Times New Roman" w:cs="Times New Roman"/>
-        <w:noProof/>
-        <w:sz w:val="28"/>
-        <w:szCs w:val="28"/>
-      </w:rPr>
-      <w:pict w14:anchorId="19C13666">
-        <v:shapetype id="_x0000_t202" coordsize="21600,21600" o:spt="202" path="m,l,21600r21600,l21600,xe">
-          <v:stroke joinstyle="miter"/>
-          <v:path gradientshapeok="t" o:connecttype="rect"/>
-        </v:shapetype>
-        <v:shape id="Caixa de Texto 2" o:spid="_x0000_s1025" type="#_x0000_t202" style="position:absolute;left:0;text-align:left;margin-left:-9.75pt;margin-top:-26.65pt;width:105pt;height:84.75pt;z-index:251660288;visibility:visible;mso-wrap-style:square;mso-width-percent:0;mso-height-percent:0;mso-wrap-distance-left:9pt;mso-wrap-distance-top:0;mso-wrap-distance-right:9pt;mso-wrap-distance-bottom:0;mso-position-horizontal:absolute;mso-position-horizontal-relative:text;mso-position-vertical:absolute;mso-position-vertical-relative:text;mso-width-percent:0;mso-height-percent:0;mso-width-relative:margin;mso-height-relative:margin;v-text-anchor:top" o:gfxdata="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" stroked="f">
-          <v:textbox>
-            <w:txbxContent>
-              <w:p/>
-            </w:txbxContent>
-          </v:textbox>
-        </v:shape>
-      </w:pict>
-    </w:r>
+    <w:bookmarkStart w:id="0" w:name="_Hlk216251167"/>
     <w:r>
       <w:rPr>
         <w:rFonts w:ascii="Times New Roman" w:hAnsi="Times New Roman" w:cs="Times New Roman"/>
@@ -5510,16 +5421,7 @@
         <w:sz w:val="28"/>
         <w:szCs w:val="28"/>
       </w:rPr>
-      <w:t xml:space="preserve">   </w:t>
-    </w:r>
-    <w:r>
-      <w:rPr>
-        <w:rFonts w:ascii="Times New Roman" w:hAnsi="Times New Roman" w:cs="Times New Roman"/>
-        <w:b/>
-        <w:sz w:val="28"/>
-        <w:szCs w:val="28"/>
-      </w:rPr>
-      <w:t>TRANSWOLFF TRANSPORTES E TURISMO LTDA</w:t>
+      <w:t>ADMINISTRAÇÃO DE CONCESSÃO</w:t>
     </w:r>
   </w:p>
   <w:p>
@@ -5540,8 +5442,30 @@
         <w:sz w:val="28"/>
         <w:szCs w:val="28"/>
       </w:rPr>
-      <w:t>CNPJ 58.322.512/0001-54</w:t>
+      <w:t>LOTES D10 E D11</w:t>
     </w:r>
+  </w:p>
+  <w:p>
+    <w:pPr>
+      <w:pStyle w:val="Cabealho"/>
+      <w:jc w:val="center"/>
+      <w:rPr>
+        <w:rFonts w:ascii="Times New Roman" w:hAnsi="Times New Roman" w:cs="Times New Roman"/>
+        <w:b/>
+        <w:sz w:val="28"/>
+        <w:szCs w:val="28"/>
+      </w:rPr>
+    </w:pPr>
+    <w:r>
+      <w:rPr>
+        <w:rFonts w:ascii="Times New Roman" w:hAnsi="Times New Roman" w:cs="Times New Roman"/>
+        <w:b/>
+        <w:sz w:val="28"/>
+        <w:szCs w:val="28"/>
+      </w:rPr>
+      <w:t>Decreto Municipal nº 64.784/2025</w:t>
+    </w:r>
+    <w:bookmarkEnd w:id="0"/>
   </w:p>
   <w:p>
     <w:pPr>

--- a/apps/acidentes/template.docx
+++ b/apps/acidentes/template.docx
@@ -141,52 +141,6 @@
           </w:p>
         </w:tc>
       </w:tr>
-      <w:tr>
-        <w:tc>
-          <w:tcPr>
-            <w:tcW w:w="10682" w:type="dxa"/>
-            <w:gridSpan w:val="3"/>
-            <w:vAlign w:val="center"/>
-          </w:tcPr>
-          <w:p>
-            <w:pPr>
-              <w:jc w:val="center"/>
-              <w:rPr>
-                <w:rFonts w:cstheme="minorHAnsi"/>
-                <w:sz w:val="48"/>
-                <w:szCs w:val="48"/>
-              </w:rPr>
-            </w:pPr>
-            <w:r>
-              <w:rPr>
-                <w:rFonts w:cstheme="minorHAnsi"/>
-                <w:b/>
-                <w:sz w:val="48"/>
-                <w:szCs w:val="48"/>
-              </w:rPr>
-              <w:t>*</w:t>
-            </w:r>
-            <w:r>
-              <w:rPr>
-                <w:rFonts w:cstheme="minorHAnsi"/>
-                <w:b/>
-                <w:sz w:val="48"/>
-                <w:szCs w:val="48"/>
-              </w:rPr>
-              <w:t>TRANSWOLFF</w:t>
-            </w:r>
-            <w:r>
-              <w:rPr>
-                <w:rFonts w:cstheme="minorHAnsi"/>
-                <w:b/>
-                <w:sz w:val="48"/>
-                <w:szCs w:val="48"/>
-              </w:rPr>
-              <w:t>*</w:t>
-            </w:r>
-          </w:p>
-        </w:tc>
-      </w:tr>
     </w:tbl>
     <w:p/>
     <w:tbl>
@@ -2520,27 +2474,7 @@
                 <w:sz w:val="20"/>
                 <w:szCs w:val="20"/>
               </w:rPr>
-              <w:t>*</w:t>
-            </w:r>
-            <w:proofErr w:type="gramStart"/>
-            <w:r>
-              <w:rPr>
-                <w:rFonts w:cstheme="minorHAnsi"/>
-                <w:b/>
-                <w:sz w:val="20"/>
-                <w:szCs w:val="20"/>
-              </w:rPr>
-              <w:t>B.O</w:t>
-            </w:r>
-            <w:proofErr w:type="gramEnd"/>
-            <w:r>
-              <w:rPr>
-                <w:rFonts w:cstheme="minorHAnsi"/>
-                <w:b/>
-                <w:sz w:val="20"/>
-                <w:szCs w:val="20"/>
-              </w:rPr>
-              <w:t>:*</w:t>
+              <w:t>*B.O:*</w:t>
             </w:r>
           </w:p>
         </w:tc>
@@ -3978,7 +3912,6 @@
                 <w:sz w:val="20"/>
                 <w:szCs w:val="20"/>
               </w:rPr>
-              <w:lastRenderedPageBreak/>
               <w:t>*DADOS DA VÍTIMA:*</w:t>
             </w:r>
           </w:p>
@@ -4184,6 +4117,7 @@
                 <w:sz w:val="20"/>
                 <w:szCs w:val="20"/>
               </w:rPr>
+              <w:lastRenderedPageBreak/>
               <w:t>*SITUAÇÃO*</w:t>
             </w:r>
           </w:p>
